--- a/az/stories/what-breaks-a-marriage.docx
+++ b/az/stories/what-breaks-a-marriage.docx
@@ -4,394 +4,400 @@
   <w:body>
     <w:p>
       <w:pPr>
-        <w:pStyle w:val="Heading1"/>
+        <w:spacing w:before="0" w:after="60"/>
+        <w:jc w:val="left"/>
       </w:pPr>
       <w:r>
+        <w:rPr>
+          <w:rFonts w:ascii="Arial" w:hAnsi="Arial" w:eastAsia="Arial"/>
+          <w:i w:val="0"/>
+          <w:color w:val="000000"/>
+          <w:sz w:val="52"/>
+        </w:rPr>
         <w:t>Evlilikdə pozan</w:t>
       </w:r>
     </w:p>
     <w:p>
       <w:pPr>
-        <w:ind w:firstLine="425"/>
-        <w:jc w:val="both"/>
+        <w:jc w:val="left"/>
       </w:pPr>
       <w:r>
         <w:rPr>
-          <w:rFonts w:ascii="Times New Roman" w:hAnsi="Times New Roman" w:cs="Times New Roman"/>
-          <w:b w:val="0"/>
+          <w:rFonts w:ascii="Arial" w:hAnsi="Arial" w:eastAsia="Arial"/>
           <w:i w:val="0"/>
-          <w:sz w:val="24"/>
+          <w:color w:val="000000"/>
+          <w:sz w:val="22"/>
         </w:rPr>
         <w:t>Ata ilə yeni evlənən gənc oğlunun arasında belə bir əhvalat baş verir.</w:t>
       </w:r>
     </w:p>
     <w:p>
       <w:pPr>
-        <w:ind w:firstLine="425"/>
-        <w:jc w:val="both"/>
+        <w:jc w:val="left"/>
       </w:pPr>
       <w:r>
         <w:rPr>
-          <w:rFonts w:ascii="Times New Roman" w:hAnsi="Times New Roman" w:cs="Times New Roman"/>
-          <w:b w:val="0"/>
+          <w:rFonts w:ascii="Arial" w:hAnsi="Arial" w:eastAsia="Arial"/>
           <w:i w:val="0"/>
-          <w:sz w:val="24"/>
+          <w:color w:val="000000"/>
+          <w:sz w:val="22"/>
         </w:rPr>
         <w:t>Ata oğlundan ağ kağız, qələm və pozan gətirməsini xahiş edir.</w:t>
       </w:r>
     </w:p>
     <w:p>
       <w:pPr>
-        <w:ind w:firstLine="425"/>
-        <w:jc w:val="both"/>
+        <w:jc w:val="left"/>
       </w:pPr>
       <w:r>
         <w:rPr>
-          <w:rFonts w:ascii="Times New Roman" w:hAnsi="Times New Roman" w:cs="Times New Roman"/>
-          <w:b w:val="0"/>
+          <w:rFonts w:ascii="Arial" w:hAnsi="Arial" w:eastAsia="Arial"/>
           <w:i w:val="0"/>
-          <w:sz w:val="24"/>
+          <w:color w:val="000000"/>
+          <w:sz w:val="22"/>
         </w:rPr>
         <w:t>— Niyə? — deyə soruşur oğul.</w:t>
       </w:r>
     </w:p>
     <w:p>
       <w:pPr>
-        <w:ind w:firstLine="425"/>
-        <w:jc w:val="both"/>
+        <w:jc w:val="left"/>
       </w:pPr>
       <w:r>
         <w:rPr>
-          <w:rFonts w:ascii="Times New Roman" w:hAnsi="Times New Roman" w:cs="Times New Roman"/>
-          <w:b w:val="0"/>
+          <w:rFonts w:ascii="Arial" w:hAnsi="Arial" w:eastAsia="Arial"/>
           <w:i w:val="0"/>
-          <w:sz w:val="24"/>
+          <w:color w:val="000000"/>
+          <w:sz w:val="22"/>
         </w:rPr>
         <w:t>— Sən gətir, — deyir ata.</w:t>
       </w:r>
     </w:p>
     <w:p>
       <w:pPr>
-        <w:ind w:firstLine="425"/>
-        <w:jc w:val="both"/>
+        <w:jc w:val="left"/>
       </w:pPr>
       <w:r>
         <w:rPr>
-          <w:rFonts w:ascii="Times New Roman" w:hAnsi="Times New Roman" w:cs="Times New Roman"/>
-          <w:b w:val="0"/>
+          <w:rFonts w:ascii="Arial" w:hAnsi="Arial" w:eastAsia="Arial"/>
           <w:i w:val="0"/>
-          <w:sz w:val="24"/>
+          <w:color w:val="000000"/>
+          <w:sz w:val="22"/>
         </w:rPr>
         <w:t>Oğul qələm və kağız gətirir, amma pozan tapa bilmir.</w:t>
       </w:r>
     </w:p>
     <w:p>
       <w:pPr>
-        <w:ind w:firstLine="425"/>
-        <w:jc w:val="both"/>
+        <w:jc w:val="left"/>
       </w:pPr>
       <w:r>
         <w:rPr>
-          <w:rFonts w:ascii="Times New Roman" w:hAnsi="Times New Roman" w:cs="Times New Roman"/>
-          <w:b w:val="0"/>
+          <w:rFonts w:ascii="Arial" w:hAnsi="Arial" w:eastAsia="Arial"/>
           <w:i w:val="0"/>
-          <w:sz w:val="24"/>
+          <w:color w:val="000000"/>
+          <w:sz w:val="22"/>
         </w:rPr>
         <w:t>— Get pozan da al gətir, — deyir ata.</w:t>
       </w:r>
     </w:p>
     <w:p>
       <w:pPr>
-        <w:ind w:firstLine="425"/>
-        <w:jc w:val="both"/>
+        <w:jc w:val="left"/>
       </w:pPr>
       <w:r>
         <w:rPr>
-          <w:rFonts w:ascii="Times New Roman" w:hAnsi="Times New Roman" w:cs="Times New Roman"/>
-          <w:b w:val="0"/>
+          <w:rFonts w:ascii="Arial" w:hAnsi="Arial" w:eastAsia="Arial"/>
           <w:i w:val="0"/>
-          <w:sz w:val="24"/>
+          <w:color w:val="000000"/>
+          <w:sz w:val="22"/>
         </w:rPr>
         <w:t>Oğul çox təəccüblənir, amma gedib pozan alır, gətirib atasının yanında oturur.</w:t>
       </w:r>
     </w:p>
     <w:p>
       <w:pPr>
-        <w:ind w:firstLine="425"/>
-        <w:jc w:val="both"/>
+        <w:jc w:val="left"/>
       </w:pPr>
       <w:r>
         <w:rPr>
-          <w:rFonts w:ascii="Times New Roman" w:hAnsi="Times New Roman" w:cs="Times New Roman"/>
-          <w:b w:val="0"/>
+          <w:rFonts w:ascii="Arial" w:hAnsi="Arial" w:eastAsia="Arial"/>
           <w:i w:val="0"/>
-          <w:sz w:val="24"/>
+          <w:color w:val="000000"/>
+          <w:sz w:val="22"/>
         </w:rPr>
         <w:t>— Yaz, — deyir ata.</w:t>
       </w:r>
     </w:p>
     <w:p>
       <w:pPr>
-        <w:ind w:firstLine="425"/>
-        <w:jc w:val="both"/>
+        <w:jc w:val="left"/>
       </w:pPr>
       <w:r>
         <w:rPr>
-          <w:rFonts w:ascii="Times New Roman" w:hAnsi="Times New Roman" w:cs="Times New Roman"/>
-          <w:b w:val="0"/>
+          <w:rFonts w:ascii="Arial" w:hAnsi="Arial" w:eastAsia="Arial"/>
           <w:i w:val="0"/>
-          <w:sz w:val="24"/>
+          <w:color w:val="000000"/>
+          <w:sz w:val="22"/>
         </w:rPr>
         <w:t>— Nə yazım?</w:t>
       </w:r>
     </w:p>
     <w:p>
       <w:pPr>
-        <w:ind w:firstLine="425"/>
-        <w:jc w:val="both"/>
+        <w:jc w:val="left"/>
       </w:pPr>
       <w:r>
         <w:rPr>
-          <w:rFonts w:ascii="Times New Roman" w:hAnsi="Times New Roman" w:cs="Times New Roman"/>
-          <w:b w:val="0"/>
+          <w:rFonts w:ascii="Arial" w:hAnsi="Arial" w:eastAsia="Arial"/>
           <w:i w:val="0"/>
-          <w:sz w:val="24"/>
+          <w:color w:val="000000"/>
+          <w:sz w:val="22"/>
         </w:rPr>
         <w:t>— Nə istəyirsən, yaz.</w:t>
       </w:r>
     </w:p>
     <w:p>
       <w:pPr>
-        <w:ind w:firstLine="425"/>
-        <w:jc w:val="both"/>
+        <w:jc w:val="left"/>
       </w:pPr>
       <w:r>
         <w:rPr>
-          <w:rFonts w:ascii="Times New Roman" w:hAnsi="Times New Roman" w:cs="Times New Roman"/>
-          <w:b w:val="0"/>
+          <w:rFonts w:ascii="Arial" w:hAnsi="Arial" w:eastAsia="Arial"/>
           <w:i w:val="0"/>
-          <w:sz w:val="24"/>
+          <w:color w:val="000000"/>
+          <w:sz w:val="22"/>
         </w:rPr>
         <w:t>Oğul bir cümlə yazır.</w:t>
       </w:r>
     </w:p>
     <w:p>
       <w:pPr>
-        <w:ind w:firstLine="425"/>
-        <w:jc w:val="both"/>
+        <w:jc w:val="left"/>
       </w:pPr>
       <w:r>
         <w:rPr>
-          <w:rFonts w:ascii="Times New Roman" w:hAnsi="Times New Roman" w:cs="Times New Roman"/>
-          <w:b w:val="0"/>
+          <w:rFonts w:ascii="Arial" w:hAnsi="Arial" w:eastAsia="Arial"/>
           <w:i w:val="0"/>
-          <w:sz w:val="24"/>
+          <w:color w:val="000000"/>
+          <w:sz w:val="22"/>
         </w:rPr>
         <w:t>— İndi sil, — deyir ata.</w:t>
       </w:r>
     </w:p>
     <w:p>
       <w:pPr>
-        <w:ind w:firstLine="425"/>
-        <w:jc w:val="both"/>
+        <w:jc w:val="left"/>
       </w:pPr>
       <w:r>
         <w:rPr>
-          <w:rFonts w:ascii="Times New Roman" w:hAnsi="Times New Roman" w:cs="Times New Roman"/>
-          <w:b w:val="0"/>
+          <w:rFonts w:ascii="Arial" w:hAnsi="Arial" w:eastAsia="Arial"/>
           <w:i w:val="0"/>
-          <w:sz w:val="24"/>
+          <w:color w:val="000000"/>
+          <w:sz w:val="22"/>
         </w:rPr>
         <w:t>Oğul silir.</w:t>
       </w:r>
     </w:p>
     <w:p>
       <w:pPr>
-        <w:ind w:firstLine="425"/>
-        <w:jc w:val="both"/>
+        <w:jc w:val="left"/>
       </w:pPr>
       <w:r>
         <w:rPr>
-          <w:rFonts w:ascii="Times New Roman" w:hAnsi="Times New Roman" w:cs="Times New Roman"/>
-          <w:b w:val="0"/>
+          <w:rFonts w:ascii="Arial" w:hAnsi="Arial" w:eastAsia="Arial"/>
           <w:i w:val="0"/>
-          <w:sz w:val="24"/>
+          <w:color w:val="000000"/>
+          <w:sz w:val="22"/>
         </w:rPr>
         <w:t>— Başqa bir cümlə yaz.</w:t>
       </w:r>
     </w:p>
     <w:p>
       <w:pPr>
-        <w:ind w:firstLine="425"/>
-        <w:jc w:val="both"/>
+        <w:jc w:val="left"/>
       </w:pPr>
       <w:r>
         <w:rPr>
-          <w:rFonts w:ascii="Times New Roman" w:hAnsi="Times New Roman" w:cs="Times New Roman"/>
-          <w:b w:val="0"/>
+          <w:rFonts w:ascii="Arial" w:hAnsi="Arial" w:eastAsia="Arial"/>
           <w:i w:val="0"/>
-          <w:sz w:val="24"/>
+          <w:color w:val="000000"/>
+          <w:sz w:val="22"/>
         </w:rPr>
         <w:t>— Allah xatirinə, ata, nə istəyirsən?</w:t>
       </w:r>
     </w:p>
     <w:p>
       <w:pPr>
-        <w:ind w:firstLine="425"/>
-        <w:jc w:val="both"/>
+        <w:jc w:val="left"/>
       </w:pPr>
       <w:r>
         <w:rPr>
-          <w:rFonts w:ascii="Times New Roman" w:hAnsi="Times New Roman" w:cs="Times New Roman"/>
-          <w:b w:val="0"/>
+          <w:rFonts w:ascii="Arial" w:hAnsi="Arial" w:eastAsia="Arial"/>
           <w:i w:val="0"/>
-          <w:sz w:val="24"/>
+          <w:color w:val="000000"/>
+          <w:sz w:val="22"/>
         </w:rPr>
         <w:t>— Yenə bir şey yaz.</w:t>
       </w:r>
     </w:p>
     <w:p>
       <w:pPr>
-        <w:ind w:firstLine="425"/>
-        <w:jc w:val="both"/>
+        <w:jc w:val="left"/>
       </w:pPr>
       <w:r>
         <w:rPr>
-          <w:rFonts w:ascii="Times New Roman" w:hAnsi="Times New Roman" w:cs="Times New Roman"/>
-          <w:b w:val="0"/>
+          <w:rFonts w:ascii="Arial" w:hAnsi="Arial" w:eastAsia="Arial"/>
           <w:i w:val="0"/>
-          <w:sz w:val="24"/>
+          <w:color w:val="000000"/>
+          <w:sz w:val="22"/>
         </w:rPr>
         <w:t>Oğul yazır. Atası yenə yazdığını sildirir.</w:t>
       </w:r>
     </w:p>
     <w:p>
       <w:pPr>
-        <w:ind w:firstLine="425"/>
-        <w:jc w:val="both"/>
+        <w:jc w:val="left"/>
       </w:pPr>
       <w:r>
         <w:rPr>
-          <w:rFonts w:ascii="Times New Roman" w:hAnsi="Times New Roman" w:cs="Times New Roman"/>
-          <w:b w:val="0"/>
+          <w:rFonts w:ascii="Arial" w:hAnsi="Arial" w:eastAsia="Arial"/>
           <w:i w:val="0"/>
-          <w:sz w:val="24"/>
+          <w:color w:val="000000"/>
+          <w:sz w:val="22"/>
         </w:rPr>
         <w:t>Bu yazıb-pozma bir neçə dəfə təkrar olunandan sonra ata soruşur:</w:t>
       </w:r>
     </w:p>
     <w:p>
       <w:pPr>
-        <w:ind w:firstLine="425"/>
-        <w:jc w:val="both"/>
+        <w:jc w:val="left"/>
       </w:pPr>
       <w:r>
         <w:rPr>
-          <w:rFonts w:ascii="Times New Roman" w:hAnsi="Times New Roman" w:cs="Times New Roman"/>
-          <w:b w:val="0"/>
+          <w:rFonts w:ascii="Arial" w:hAnsi="Arial" w:eastAsia="Arial"/>
           <w:i w:val="0"/>
-          <w:sz w:val="24"/>
+          <w:color w:val="000000"/>
+          <w:sz w:val="22"/>
         </w:rPr>
         <w:t>— Kağız hələ də ağdır?</w:t>
       </w:r>
     </w:p>
     <w:p>
       <w:pPr>
-        <w:ind w:firstLine="425"/>
-        <w:jc w:val="both"/>
+        <w:jc w:val="left"/>
       </w:pPr>
       <w:r>
         <w:rPr>
-          <w:rFonts w:ascii="Times New Roman" w:hAnsi="Times New Roman" w:cs="Times New Roman"/>
-          <w:b w:val="0"/>
+          <w:rFonts w:ascii="Arial" w:hAnsi="Arial" w:eastAsia="Arial"/>
           <w:i w:val="0"/>
-          <w:sz w:val="24"/>
+          <w:color w:val="000000"/>
+          <w:sz w:val="22"/>
         </w:rPr>
         <w:t>— Hə, ağdır, ata. Axı bütün bunlar nə deməkdir?</w:t>
       </w:r>
     </w:p>
     <w:p>
       <w:pPr>
-        <w:ind w:firstLine="425"/>
-        <w:jc w:val="both"/>
+        <w:jc w:val="left"/>
       </w:pPr>
       <w:r>
         <w:rPr>
-          <w:rFonts w:ascii="Times New Roman" w:hAnsi="Times New Roman" w:cs="Times New Roman"/>
-          <w:b w:val="0"/>
+          <w:rFonts w:ascii="Arial" w:hAnsi="Arial" w:eastAsia="Arial"/>
           <w:i w:val="0"/>
-          <w:sz w:val="24"/>
+          <w:color w:val="000000"/>
+          <w:sz w:val="22"/>
         </w:rPr>
         <w:t>Ata əlini oğlunun çiyninə qoyub deyir:</w:t>
       </w:r>
     </w:p>
     <w:p>
       <w:pPr>
-        <w:ind w:firstLine="425"/>
-        <w:jc w:val="both"/>
+        <w:jc w:val="left"/>
       </w:pPr>
       <w:r>
         <w:rPr>
-          <w:rFonts w:ascii="Times New Roman" w:hAnsi="Times New Roman" w:cs="Times New Roman"/>
-          <w:b w:val="0"/>
+          <w:rFonts w:ascii="Arial" w:hAnsi="Arial" w:eastAsia="Arial"/>
           <w:i w:val="0"/>
-          <w:sz w:val="24"/>
+          <w:color w:val="000000"/>
+          <w:sz w:val="22"/>
         </w:rPr>
         <w:t>— Hə, oğlum, evlilik elə bir şeydir ki, pozansız olmur... Xanımından görəcəyin və bəyənməyəcəyin bəzi şeyləri silmək üçün özünlə pozan daşımalısan. Sənin edəcəyin xoşagəlməz şeyləri silmək üçün isə xanımının da belə bir pozanı olmalıdır. Çünki belə etməsəniz, bir neçə gündən sonra evlilik səhifəniz qap-qara olacaq...</w:t>
       </w:r>
     </w:p>
     <w:p>
       <w:pPr>
-        <w:ind w:firstLine="425"/>
-        <w:jc w:val="both"/>
+        <w:jc w:val="left"/>
       </w:pPr>
       <w:r>
         <w:rPr>
-          <w:rFonts w:ascii="Times New Roman" w:hAnsi="Times New Roman" w:cs="Times New Roman"/>
-          <w:b w:val="0"/>
+          <w:rFonts w:ascii="Arial" w:hAnsi="Arial" w:eastAsia="Arial"/>
           <w:i w:val="0"/>
-          <w:sz w:val="24"/>
+          <w:color w:val="000000"/>
+          <w:sz w:val="22"/>
         </w:rPr>
         <w:t>Əgər həyatınızda qarşılıqlı sevgi və hörmət gözləyirsinizsə, hər ikiniz bunu bir-birinizə göstərəcəksiniz. Pozanı isə əsla unutmayacaqsınız!</w:t>
       </w:r>
     </w:p>
     <w:p>
       <w:pPr>
-        <w:spacing w:after="40"/>
-      </w:pPr>
-    </w:p>
-    <w:p>
-      <w:pPr>
+        <w:pStyle w:val="Moral"/>
+        <w:keepNext w:val="0"/>
+        <w:keepLines/>
+        <w:widowControl/>
+        <w:spacing w:before="240" w:after="180" w:line="283" w:lineRule="auto"/>
+        <w:ind w:left="240" w:right="240"/>
+        <w:jc w:val="left"/>
         <w:pBdr>
-          <w:top w:val="single" w:sz="4" w:space="6" w:color="D9C7A3"/>
-          <w:left w:val="single" w:sz="24" w:space="12" w:color="B8860B"/>
-          <w:bottom w:val="single" w:sz="4" w:space="6" w:color="D9C7A3"/>
-          <w:right w:val="single" w:sz="4" w:space="10" w:color="D9C7A3"/>
+          <w:top w:val="single" w:sz="8" w:space="7" w:color="E8D59A"/>
+          <w:left w:val="single" w:sz="32" w:space="11" w:color="C6A23A"/>
+          <w:bottom w:val="single" w:sz="8" w:space="7" w:color="E8D59A"/>
+          <w:right w:val="single" w:sz="8" w:space="11" w:color="E8D59A"/>
         </w:pBdr>
-        <w:shd w:val="clear" w:color="auto" w:fill="FBF6EA"/>
-        <w:spacing w:before="0" w:after="60"/>
-        <w:ind w:left="227" w:right="113"/>
-        <w:jc w:val="both"/>
+        <w:shd w:val="clear" w:color="auto" w:fill="FFF8E1"/>
       </w:pPr>
       <w:r>
         <w:rPr>
-          <w:rFonts w:ascii="Times New Roman" w:hAnsi="Times New Roman" w:cs="Times New Roman"/>
+          <w:rFonts w:ascii="Arial" w:hAnsi="Arial" w:eastAsia="Arial" w:cs="Arial"/>
+          <w:b/>
+          <w:i w:val="0"/>
+          <w:color w:val="9A7417"/>
+          <w:sz w:val="22"/>
+        </w:rPr>
+        <w:t xml:space="preserve">İbrət: </w:t>
+      </w:r>
+      <w:r>
+        <w:rPr>
+          <w:rFonts w:ascii="Arial" w:hAnsi="Arial" w:eastAsia="Arial" w:cs="Arial"/>
           <w:b w:val="0"/>
-          <w:i/>
-          <w:color w:val="333333"/>
-          <w:sz w:val="24"/>
+          <w:i w:val="0"/>
+          <w:color w:val="3F3826"/>
+          <w:sz w:val="22"/>
         </w:rPr>
         <w:t>Evlilik bağışlaya bilmək sənətidir. Sevgi və hörmətin davam etməsi üçün hər iki tərəf bir-birinin qüsurlarını «silməyi» bacarmalıdır.</w:t>
       </w:r>
     </w:p>
     <w:p>
       <w:pPr>
-        <w:spacing w:after="120"/>
+        <w:keepLines/>
+        <w:widowControl/>
+        <w:spacing w:before="60" w:after="0" w:line="240" w:lineRule="auto"/>
+        <w:jc w:val="right"/>
       </w:pPr>
+      <w:r>
+        <w:rPr>
+          <w:rFonts w:ascii="Arial" w:hAnsi="Arial" w:eastAsia="Arial" w:cs="Arial"/>
+          <w:b w:val="0"/>
+          <w:i/>
+          <w:color w:val="8A7950"/>
+          <w:sz w:val="17"/>
+        </w:rPr>
+        <w:t>Hekayə açıq İnternet mənbələrindən əldə olunub.</w:t>
+      </w:r>
     </w:p>
     <w:sectPr>
       <w:pgSz w:w="12240" w:h="15840"/>
-      <w:pgMar w:top="1417" w:right="1417" w:bottom="1417" w:left="1417" w:header="720" w:footer="720" w:gutter="0"/>
+      <w:pgMar w:top="1224" w:right="1440" w:bottom="1080" w:left="1440" w:header="708" w:footer="708" w:gutter="0"/>
       <w:cols w:space="720"/>
       <w:docGrid w:linePitch="360"/>
     </w:sectPr>
@@ -763,12 +769,12 @@
     <w:qFormat/>
     <w:rsid w:val="00FC693F"/>
     <w:pPr>
-      <w:spacing w:line="276" w:lineRule="auto" w:after="120" w:before="0"/>
-      <w:jc w:val="both"/>
+      <w:spacing w:before="0" w:after="100" w:line="252" w:lineRule="auto"/>
     </w:pPr>
     <w:rPr>
-      <w:rFonts w:ascii="Times New Roman" w:hAnsi="Times New Roman" w:cs="Times New Roman"/>
-      <w:sz w:val="24"/>
+      <w:rFonts w:ascii="Arial" w:hAnsi="Arial" w:eastAsia="Arial"/>
+      <w:color w:val="000000"/>
+      <w:sz w:val="22"/>
     </w:rPr>
   </w:style>
   <w:style w:type="paragraph" w:styleId="Header">
@@ -826,17 +832,15 @@
     <w:pPr>
       <w:keepNext/>
       <w:keepLines/>
-      <w:spacing w:before="360" w:after="160"/>
-      <w:jc w:val="left"/>
+      <w:spacing w:before="480" w:after="0"/>
       <w:outlineLvl w:val="0"/>
     </w:pPr>
     <w:rPr>
-      <w:rFonts w:asciiTheme="majorHAnsi" w:eastAsiaTheme="majorEastAsia" w:hAnsiTheme="majorHAnsi" w:cstheme="majorBidi" w:ascii="Times New Roman" w:hAnsi="Times New Roman" w:cs="Times New Roman"/>
+      <w:rFonts w:asciiTheme="majorHAnsi" w:eastAsiaTheme="majorEastAsia" w:hAnsiTheme="majorHAnsi" w:cstheme="majorBidi"/>
       <w:b/>
       <w:bCs/>
-      <w:i w:val="0"/>
-      <w:color w:val="1F1F1F"/>
-      <w:sz w:val="30"/>
+      <w:color w:val="365F91" w:themeColor="accent1" w:themeShade="BF"/>
+      <w:sz w:val="28"/>
       <w:szCs w:val="28"/>
     </w:rPr>
   </w:style>
@@ -12454,6 +12458,18 @@
         <w:shd w:val="clear" w:color="auto" w:fill="FBCAA2" w:themeFill="accent6" w:themeFillTint="7F"/>
       </w:tcPr>
     </w:tblStylePr>
+  </w:style>
+  <w:style w:type="paragraph" w:customStyle="1" w:styleId="Moral">
+    <w:name w:val="Moral"/>
+    <w:basedOn w:val="Normal"/>
+    <w:pPr>
+      <w:spacing w:before="160" w:after="0" w:line="276" w:lineRule="auto"/>
+    </w:pPr>
+    <w:rPr>
+      <w:rFonts w:ascii="Arial" w:hAnsi="Arial" w:eastAsia="Arial"/>
+      <w:i/>
+      <w:sz w:val="22"/>
+    </w:rPr>
   </w:style>
 </w:styles>
 </file>
